--- a/companies/meridian-actuarial/Firm/Firm Overview 2016 v3.docx
+++ b/companies/meridian-actuarial/Firm/Firm Overview 2016 v3.docx
@@ -7,17 +7,17 @@
         <w:pStyle w:val="Heading1"/>
       </w:pPr>
       <w:r>
-        <w:t>Firm Overview</w:t>
+        <w:t>Meridian Actuarial Advisors</w:t>
       </w:r>
     </w:p>
     <w:p>
       <w:r>
-        <w:t>Meridian Actuarial Advisors LLC is a consulting actuarial practice. We measure defined benefit obligations, analyze what it costs to fund them, and issue the opinions and certifications that accompany that work. We do not administer benefits, sell investment products, or place insurance. What a client buys from this firm is a conclusion, the working papers that support it, and a name at the bottom of the page.</w:t>
+        <w:t>We are a consulting actuarial practice. Our clients are the boards and staff who must fund a promise made to someone else's retirement, and our work is to measure that promise honestly and to say plainly what it will cost. We do not sell products and we do not manage money. We are hired for an opinion, and the value of an opinion is that it is careful. That is the whole of what we offer, and we have built the firm around doing it well rather than doing a great deal of it.</w:t>
       </w:r>
     </w:p>
     <w:p>
       <w:r>
-        <w:t>The practice keeps three things apart in everything it writes: what the data show, what was assumed, and what the actuary concludes. Those are different kinds of statement and they carry different weight. A reader who cannot tell them apart in one of our reports should say so, because the report is defective.</w:t>
+        <w:t>Our clients are the people responsible for benefits that come due far in the future. Public pension boards, who must fund the retirements they have promised. A life insurer, which has to hold reserves against the policies on its books. Multiemployer benefit funds, run by trustees who answer to the workers and the employers behind them at once. Different as they are, they engage us for the same reason. They need a number they can defend, and they need to know exactly what it rests on.</w:t>
       </w:r>
     </w:p>
     <w:p>
@@ -25,12 +25,12 @@
         <w:pStyle w:val="Heading2"/>
       </w:pPr>
       <w:r>
-        <w:t>Services</w:t>
+        <w:t>The work we take on</w:t>
       </w:r>
     </w:p>
     <w:p>
       <w:r>
-        <w:t>The firm is organized to serve the trustees, sponsors, and finance staff who are accountable for a defined benefit obligation, whatever form the plan takes. The service lines are narrow on purpose.</w:t>
+        <w:t>Most of what we do falls into a few plain categories. We keep the list short on purpose. A firm our size does a few things thoroughly rather than everything passably.</w:t>
       </w:r>
     </w:p>
     <w:p>
@@ -38,7 +38,7 @@
         <w:pStyle w:val="ListBullet"/>
       </w:pPr>
       <w:r>
-        <w:t>Scheduled and interim actuarial valuations, with the supporting exhibits</w:t>
+        <w:t>Actuarial valuations for public retirement systems. We measure a plan's liabilities, set out what those numbers depend on, and give the board a funding figure it can stand behind.</w:t>
       </w:r>
     </w:p>
     <w:p>
@@ -46,7 +46,7 @@
         <w:pStyle w:val="ListBullet"/>
       </w:pPr>
       <w:r>
-        <w:t>Funding and contribution analysis, including projections under alternative assumption sets</w:t>
+        <w:t>Statements of actuarial opinion for a life insurer. We review the reserves held against the policies and opine on whether they are adequate under the standards that govern that opinion.</w:t>
       </w:r>
     </w:p>
     <w:p>
@@ -54,7 +54,7 @@
         <w:pStyle w:val="ListBullet"/>
       </w:pPr>
       <w:r>
-        <w:t>Experience studies and periodic assumption reviews</w:t>
+        <w:t>Funding and certification work for multiemployer benefit funds. We run the annual valuation, prepare the certifications the law requires, and explain to the trustees what the result turns on.</w:t>
       </w:r>
     </w:p>
     <w:p>
@@ -62,20 +62,7 @@
         <w:pStyle w:val="ListBullet"/>
       </w:pPr>
       <w:r>
-        <w:t>Statements of actuarial opinion and the certifications required by statute, by regulation, or by a plan's governing documents</w:t>
-      </w:r>
-    </w:p>
-    <w:p>
-      <w:pPr>
-        <w:pStyle w:val="ListBullet"/>
-      </w:pPr>
-      <w:r>
-        <w:t>Assistance to boards, trustees, and client auditors on actuarial questions that arise between valuation cycles</w:t>
-      </w:r>
-    </w:p>
-    <w:p>
-      <w:r>
-        <w:t>Work is performed under the applicable Actuarial Standards of Practice. Where a standard permits a range of methods, we state which method we used and why. Where a result depends on an assumption the client selected rather than one we recommended, we state that as well, and we state what we think of it.</w:t>
+        <w:t>The assumption studies and projections that sit underneath all of the above, because a valuation is only as sound as the experience it is built on.</w:t>
       </w:r>
     </w:p>
     <w:p>
@@ -83,17 +70,12 @@
         <w:pStyle w:val="Heading2"/>
       </w:pPr>
       <w:r>
-        <w:t>How an engagement runs</w:t>
+        <w:t>How we write a result</w:t>
       </w:r>
     </w:p>
     <w:p>
       <w:r>
-        <w:t>Every engagement begins with an engagement letter. The letter sets out the scope of the work, the data we will rely on and who is responsible for furnishing it, the standards the work is performed under, the deliverables, and the fee basis. Nothing leaves this office without that paragraph. Carol Cooper, who manages the practice, holds documents that are missing it, and she is right to hold them.</w:t>
-      </w:r>
-    </w:p>
-    <w:p>
-      <w:r>
-        <w:t>We rely on data furnished by the client. We test it for reasonableness and for internal consistency, we reconcile it to the prior measurement, and we report what the testing found. We do not audit it, and the report says so. A valuation is only as good as the census behind it. That is not a disclaimer; it is a fact about the arithmetic.</w:t>
+        <w:t>There is a habit that runs through every document we produce, and it is worth stating outright. We keep three things apart. What the data show is one paragraph. What we assumed is a second. What we conclude from the two is a third. A reader should never have to guess which is which, and should never find a judgment dressed up as a measurement. A number presented without its assumptions is not a finished result. It is half of one. A qualified figure a board can rely on is worth more to us than a clean figure it cannot.</w:t>
       </w:r>
     </w:p>
     <w:p>
@@ -101,12 +83,12 @@
         <w:pStyle w:val="Heading2"/>
       </w:pPr>
       <w:r>
-        <w:t>Deliverables</w:t>
+        <w:t>An example of the work</w:t>
       </w:r>
     </w:p>
     <w:p>
       <w:r>
-        <w:t>A valuation typically arrives as two documents and a meeting. The exhibits come as a workbook: liabilities, normal cost, assets, development of the contribution, and the reconciliation between this measurement and the last. The report interprets the workbook in ordinary language and carries the opinion. Where a board wants the results presented, we present them, one chart to a slide and no decoration, and the actuary who did the work answers the questions that are asked.</w:t>
+        <w:t>It may help to name one engagement as an illustration of the kind of client we serve. This year we have been engaged by Howard and Sons, whose board we support with the annual valuation and the funding discussion that follows from it. We offer that as an example, not an inventory. We hold most of our client relationships in confidence, as those clients would expect, and we make no claim here about the book beyond it. What the example is meant to show is the shape of the work, not its extent.</w:t>
       </w:r>
     </w:p>
     <w:p>
@@ -114,35 +96,17 @@
         <w:pStyle w:val="Heading2"/>
       </w:pPr>
       <w:r>
-        <w:t>Representative work</w:t>
+        <w:t>Who stands behind the opinion</w:t>
       </w:r>
     </w:p>
     <w:p>
       <w:r>
-        <w:t>The firm's engagement of record is with Howard and Sons. It is representative of the practice: an obligation measured on a schedule, the assumptions behind the measurement stated where a reader can find them without asking, and a result the client's own advisors can retrace. We would rather be engaged for the second valuation than for the first, because the second is where the reconciliation tells you whether the first was any good.</w:t>
+        <w:t>The practice is led by Robert Lawrence, who signs most of the firm's opinions and carries the professional responsibility that comes with them. Every draft passes under the same review, and the review is consistent. The qualifiers go back in and the loose adjectives come out. That is not a matter of style. When a firm's name is on a statement of opinion, the words have to be exactly as strong as the work supports, and no stronger.</w:t>
       </w:r>
     </w:p>
     <w:p>
       <w:r>
-        <w:t>Prospective clients ask what makes this practice worth engaging, and the honest answer is unremarkable. We do the work on the schedule we agreed to. We explain the number in language a trustee can use in a meeting without an actuary standing next to him. We qualify what deserves qualification and we leave the rest alone, because a hedge attached to every sentence conveys nothing at all.</w:t>
-      </w:r>
-    </w:p>
-    <w:p>
-      <w:pPr>
-        <w:pStyle w:val="Heading2"/>
-      </w:pPr>
-      <w:r>
-        <w:t>Staffing</w:t>
-      </w:r>
-    </w:p>
-    <w:p>
-      <w:r>
-        <w:t>The firm is small, and every engagement is staffed by people whose names the client will learn. There is no arrangement here in which the person who wins the work and the person who does it are different people. The actuary who signs the opinion has read the working papers. That is a constraint on how fast this practice can grow, and we have decided we would rather be constrained by it than explain, later, why nobody senior looked at the file.</w:t>
-      </w:r>
-    </w:p>
-    <w:p>
-      <w:r>
-        <w:t>Robert Lawrence, Managing Actuary, is responsible for the opinions this firm issues and signs them. Questions of scope, timing, or fees should go to Carol Cooper in the first instance, and she will bring in whoever needs to answer them.</w:t>
+        <w:t>We are glad to talk before any of that. A first conversation costs nothing and usually saves time later, because it tells us whether the question you have is one we are the right firm to answer. If it is, we will say so plainly. If it is not, we will tell you that as well.</w:t>
       </w:r>
     </w:p>
     <w:sectPr>
